--- a/public/tours/international/asia/itineraries/5 Days Hong Kong City Explorer.docx
+++ b/public/tours/international/asia/itineraries/5 Days Hong Kong City Explorer.docx
@@ -1,6 +1,6 @@
 
 <file path=word/document.xml><?xml version="1.0" encoding="utf-8"?>
-<w:document xmlns:wpc="http://schemas.microsoft.com/office/word/2010/wordprocessingCanvas" xmlns:mc="http://schemas.openxmlformats.org/markup-compatibility/2006" xmlns:o="urn:schemas-microsoft-com:office:office" xmlns:r="http://schemas.openxmlformats.org/officeDocument/2006/relationships" xmlns:m="http://schemas.openxmlformats.org/officeDocument/2006/math" xmlns:v="urn:schemas-microsoft-com:vml" xmlns:wp14="http://schemas.microsoft.com/office/word/2010/wordprocessingDrawing" xmlns:wp="http://schemas.openxmlformats.org/drawingml/2006/wordprocessingDrawing" xmlns:w10="urn:schemas-microsoft-com:office:word" xmlns:w="http://schemas.openxmlformats.org/wordprocessingml/2006/main" xmlns:w14="http://schemas.microsoft.com/office/word/2010/wordml" xmlns:w15="http://schemas.microsoft.com/office/word/2012/wordml" xmlns:wpg="http://schemas.microsoft.com/office/word/2010/wordprocessingGroup" xmlns:wpi="http://schemas.microsoft.com/office/word/2010/wordprocessingInk" xmlns:wne="http://schemas.microsoft.com/office/word/2006/wordml" xmlns:wps="http://schemas.microsoft.com/office/word/2010/wordprocessingShape" mc:Ignorable="w14 w15 wp14">
+<w:document xmlns:wpc="http://schemas.microsoft.com/office/word/2010/wordprocessingCanvas" xmlns:cx="http://schemas.microsoft.com/office/drawing/2014/chartex" xmlns:cx1="http://schemas.microsoft.com/office/drawing/2015/9/8/chartex" xmlns:cx2="http://schemas.microsoft.com/office/drawing/2015/10/21/chartex" xmlns:cx3="http://schemas.microsoft.com/office/drawing/2016/5/9/chartex" xmlns:cx4="http://schemas.microsoft.com/office/drawing/2016/5/10/chartex" xmlns:cx5="http://schemas.microsoft.com/office/drawing/2016/5/11/chartex" xmlns:cx6="http://schemas.microsoft.com/office/drawing/2016/5/12/chartex" xmlns:cx7="http://schemas.microsoft.com/office/drawing/2016/5/13/chartex" xmlns:cx8="http://schemas.microsoft.com/office/drawing/2016/5/14/chartex" xmlns:mc="http://schemas.openxmlformats.org/markup-compatibility/2006" xmlns:aink="http://schemas.microsoft.com/office/drawing/2016/ink" xmlns:am3d="http://schemas.microsoft.com/office/drawing/2017/model3d" xmlns:o="urn:schemas-microsoft-com:office:office" xmlns:r="http://schemas.openxmlformats.org/officeDocument/2006/relationships" xmlns:m="http://schemas.openxmlformats.org/officeDocument/2006/math" xmlns:v="urn:schemas-microsoft-com:vml" xmlns:wp14="http://schemas.microsoft.com/office/word/2010/wordprocessingDrawing" xmlns:wp="http://schemas.openxmlformats.org/drawingml/2006/wordprocessingDrawing" xmlns:w10="urn:schemas-microsoft-com:office:word" xmlns:w="http://schemas.openxmlformats.org/wordprocessingml/2006/main" xmlns:w14="http://schemas.microsoft.com/office/word/2010/wordml" xmlns:w15="http://schemas.microsoft.com/office/word/2012/wordml" xmlns:w16cid="http://schemas.microsoft.com/office/word/2016/wordml/cid" xmlns:w16se="http://schemas.microsoft.com/office/word/2015/wordml/symex" xmlns:wpg="http://schemas.microsoft.com/office/word/2010/wordprocessingGroup" xmlns:wpi="http://schemas.microsoft.com/office/word/2010/wordprocessingInk" xmlns:wne="http://schemas.microsoft.com/office/word/2006/wordml" xmlns:wps="http://schemas.microsoft.com/office/word/2010/wordprocessingShape" mc:Ignorable="w14 w15 w16se w16cid wp14">
   <w:body>
     <w:p>
       <w:pPr>
@@ -418,12 +418,12 @@
         </w:numPr>
         <w:spacing w:after="0"/>
       </w:pPr>
+      <w:bookmarkStart w:id="0" w:name="_GoBack"/>
       <w:r>
         <w:t xml:space="preserve">Based on </w:t>
       </w:r>
       <w:r>
         <w:rPr>
-          <w:b/>
           <w:bCs/>
         </w:rPr>
         <w:t>06 Adults (03 Double Rooms)</w:t>
@@ -445,7 +445,6 @@
       </w:r>
       <w:r>
         <w:rPr>
-          <w:b/>
           <w:bCs/>
         </w:rPr>
         <w:t>travel dates and availability</w:t>
@@ -467,7 +466,6 @@
       </w:r>
       <w:r>
         <w:rPr>
-          <w:b/>
           <w:bCs/>
         </w:rPr>
         <w:t>stay, transfers, sightseeing, and theme park tickets</w:t>
@@ -476,6 +474,7 @@
         <w:t xml:space="preserve"> </w:t>
       </w:r>
     </w:p>
+    <w:bookmarkEnd w:id="0"/>
     <w:p>
       <w:r>
         <w:pict w14:anchorId="3D78E82D">
@@ -645,12 +644,7 @@
         <w:spacing w:after="0"/>
       </w:pPr>
       <w:r>
-        <w:t>Any services n</w:t>
-      </w:r>
-      <w:bookmarkStart w:id="0" w:name="_GoBack"/>
-      <w:bookmarkEnd w:id="0"/>
-      <w:r>
-        <w:t xml:space="preserve">ot mentioned </w:t>
+        <w:t xml:space="preserve">Any services not mentioned </w:t>
       </w:r>
     </w:p>
     <w:p>
@@ -786,7 +780,7 @@
 </file>
 
 <file path=word/endnotes.xml><?xml version="1.0" encoding="utf-8"?>
-<w:endnotes xmlns:wpc="http://schemas.microsoft.com/office/word/2010/wordprocessingCanvas" xmlns:mc="http://schemas.openxmlformats.org/markup-compatibility/2006" xmlns:o="urn:schemas-microsoft-com:office:office" xmlns:r="http://schemas.openxmlformats.org/officeDocument/2006/relationships" xmlns:m="http://schemas.openxmlformats.org/officeDocument/2006/math" xmlns:v="urn:schemas-microsoft-com:vml" xmlns:wp14="http://schemas.microsoft.com/office/word/2010/wordprocessingDrawing" xmlns:wp="http://schemas.openxmlformats.org/drawingml/2006/wordprocessingDrawing" xmlns:w10="urn:schemas-microsoft-com:office:word" xmlns:w="http://schemas.openxmlformats.org/wordprocessingml/2006/main" xmlns:w14="http://schemas.microsoft.com/office/word/2010/wordml" xmlns:w15="http://schemas.microsoft.com/office/word/2012/wordml" xmlns:wpg="http://schemas.microsoft.com/office/word/2010/wordprocessingGroup" xmlns:wpi="http://schemas.microsoft.com/office/word/2010/wordprocessingInk" xmlns:wne="http://schemas.microsoft.com/office/word/2006/wordml" xmlns:wps="http://schemas.microsoft.com/office/word/2010/wordprocessingShape" mc:Ignorable="w14 w15 wp14">
+<w:endnotes xmlns:wpc="http://schemas.microsoft.com/office/word/2010/wordprocessingCanvas" xmlns:cx="http://schemas.microsoft.com/office/drawing/2014/chartex" xmlns:cx1="http://schemas.microsoft.com/office/drawing/2015/9/8/chartex" xmlns:cx2="http://schemas.microsoft.com/office/drawing/2015/10/21/chartex" xmlns:cx3="http://schemas.microsoft.com/office/drawing/2016/5/9/chartex" xmlns:cx4="http://schemas.microsoft.com/office/drawing/2016/5/10/chartex" xmlns:cx5="http://schemas.microsoft.com/office/drawing/2016/5/11/chartex" xmlns:cx6="http://schemas.microsoft.com/office/drawing/2016/5/12/chartex" xmlns:cx7="http://schemas.microsoft.com/office/drawing/2016/5/13/chartex" xmlns:cx8="http://schemas.microsoft.com/office/drawing/2016/5/14/chartex" xmlns:mc="http://schemas.openxmlformats.org/markup-compatibility/2006" xmlns:aink="http://schemas.microsoft.com/office/drawing/2016/ink" xmlns:am3d="http://schemas.microsoft.com/office/drawing/2017/model3d" xmlns:o="urn:schemas-microsoft-com:office:office" xmlns:r="http://schemas.openxmlformats.org/officeDocument/2006/relationships" xmlns:m="http://schemas.openxmlformats.org/officeDocument/2006/math" xmlns:v="urn:schemas-microsoft-com:vml" xmlns:wp14="http://schemas.microsoft.com/office/word/2010/wordprocessingDrawing" xmlns:wp="http://schemas.openxmlformats.org/drawingml/2006/wordprocessingDrawing" xmlns:w10="urn:schemas-microsoft-com:office:word" xmlns:w="http://schemas.openxmlformats.org/wordprocessingml/2006/main" xmlns:w14="http://schemas.microsoft.com/office/word/2010/wordml" xmlns:w15="http://schemas.microsoft.com/office/word/2012/wordml" xmlns:w16cid="http://schemas.microsoft.com/office/word/2016/wordml/cid" xmlns:w16se="http://schemas.microsoft.com/office/word/2015/wordml/symex" xmlns:wpg="http://schemas.microsoft.com/office/word/2010/wordprocessingGroup" xmlns:wpi="http://schemas.microsoft.com/office/word/2010/wordprocessingInk" xmlns:wne="http://schemas.microsoft.com/office/word/2006/wordml" xmlns:wps="http://schemas.microsoft.com/office/word/2010/wordprocessingShape" mc:Ignorable="w14 w15 w16se w16cid wp14">
   <w:endnote w:type="separator" w:id="-1">
     <w:p>
       <w:pPr>
@@ -811,7 +805,7 @@
 </file>
 
 <file path=word/footer1.xml><?xml version="1.0" encoding="utf-8"?>
-<w:ftr xmlns:wpc="http://schemas.microsoft.com/office/word/2010/wordprocessingCanvas" xmlns:mc="http://schemas.openxmlformats.org/markup-compatibility/2006" xmlns:o="urn:schemas-microsoft-com:office:office" xmlns:r="http://schemas.openxmlformats.org/officeDocument/2006/relationships" xmlns:m="http://schemas.openxmlformats.org/officeDocument/2006/math" xmlns:v="urn:schemas-microsoft-com:vml" xmlns:wp14="http://schemas.microsoft.com/office/word/2010/wordprocessingDrawing" xmlns:wp="http://schemas.openxmlformats.org/drawingml/2006/wordprocessingDrawing" xmlns:w10="urn:schemas-microsoft-com:office:word" xmlns:w="http://schemas.openxmlformats.org/wordprocessingml/2006/main" xmlns:w14="http://schemas.microsoft.com/office/word/2010/wordml" xmlns:w15="http://schemas.microsoft.com/office/word/2012/wordml" xmlns:wpg="http://schemas.microsoft.com/office/word/2010/wordprocessingGroup" xmlns:wpi="http://schemas.microsoft.com/office/word/2010/wordprocessingInk" xmlns:wne="http://schemas.microsoft.com/office/word/2006/wordml" xmlns:wps="http://schemas.microsoft.com/office/word/2010/wordprocessingShape" mc:Ignorable="w14 w15 wp14">
+<w:ftr xmlns:wpc="http://schemas.microsoft.com/office/word/2010/wordprocessingCanvas" xmlns:cx="http://schemas.microsoft.com/office/drawing/2014/chartex" xmlns:cx1="http://schemas.microsoft.com/office/drawing/2015/9/8/chartex" xmlns:cx2="http://schemas.microsoft.com/office/drawing/2015/10/21/chartex" xmlns:cx3="http://schemas.microsoft.com/office/drawing/2016/5/9/chartex" xmlns:cx4="http://schemas.microsoft.com/office/drawing/2016/5/10/chartex" xmlns:cx5="http://schemas.microsoft.com/office/drawing/2016/5/11/chartex" xmlns:cx6="http://schemas.microsoft.com/office/drawing/2016/5/12/chartex" xmlns:cx7="http://schemas.microsoft.com/office/drawing/2016/5/13/chartex" xmlns:cx8="http://schemas.microsoft.com/office/drawing/2016/5/14/chartex" xmlns:mc="http://schemas.openxmlformats.org/markup-compatibility/2006" xmlns:aink="http://schemas.microsoft.com/office/drawing/2016/ink" xmlns:am3d="http://schemas.microsoft.com/office/drawing/2017/model3d" xmlns:o="urn:schemas-microsoft-com:office:office" xmlns:r="http://schemas.openxmlformats.org/officeDocument/2006/relationships" xmlns:m="http://schemas.openxmlformats.org/officeDocument/2006/math" xmlns:v="urn:schemas-microsoft-com:vml" xmlns:wp14="http://schemas.microsoft.com/office/word/2010/wordprocessingDrawing" xmlns:wp="http://schemas.openxmlformats.org/drawingml/2006/wordprocessingDrawing" xmlns:w10="urn:schemas-microsoft-com:office:word" xmlns:w="http://schemas.openxmlformats.org/wordprocessingml/2006/main" xmlns:w14="http://schemas.microsoft.com/office/word/2010/wordml" xmlns:w15="http://schemas.microsoft.com/office/word/2012/wordml" xmlns:w16cid="http://schemas.microsoft.com/office/word/2016/wordml/cid" xmlns:w16se="http://schemas.microsoft.com/office/word/2015/wordml/symex" xmlns:wpg="http://schemas.microsoft.com/office/word/2010/wordprocessingGroup" xmlns:wpi="http://schemas.microsoft.com/office/word/2010/wordprocessingInk" xmlns:wne="http://schemas.microsoft.com/office/word/2006/wordml" xmlns:wps="http://schemas.microsoft.com/office/word/2010/wordprocessingShape" mc:Ignorable="w14 w15 w16se w16cid wp14">
   <w:p>
     <w:pPr>
       <w:pStyle w:val="BodyText"/>
@@ -1095,7 +1089,7 @@
 </file>
 
 <file path=word/footnotes.xml><?xml version="1.0" encoding="utf-8"?>
-<w:footnotes xmlns:wpc="http://schemas.microsoft.com/office/word/2010/wordprocessingCanvas" xmlns:mc="http://schemas.openxmlformats.org/markup-compatibility/2006" xmlns:o="urn:schemas-microsoft-com:office:office" xmlns:r="http://schemas.openxmlformats.org/officeDocument/2006/relationships" xmlns:m="http://schemas.openxmlformats.org/officeDocument/2006/math" xmlns:v="urn:schemas-microsoft-com:vml" xmlns:wp14="http://schemas.microsoft.com/office/word/2010/wordprocessingDrawing" xmlns:wp="http://schemas.openxmlformats.org/drawingml/2006/wordprocessingDrawing" xmlns:w10="urn:schemas-microsoft-com:office:word" xmlns:w="http://schemas.openxmlformats.org/wordprocessingml/2006/main" xmlns:w14="http://schemas.microsoft.com/office/word/2010/wordml" xmlns:w15="http://schemas.microsoft.com/office/word/2012/wordml" xmlns:wpg="http://schemas.microsoft.com/office/word/2010/wordprocessingGroup" xmlns:wpi="http://schemas.microsoft.com/office/word/2010/wordprocessingInk" xmlns:wne="http://schemas.microsoft.com/office/word/2006/wordml" xmlns:wps="http://schemas.microsoft.com/office/word/2010/wordprocessingShape" mc:Ignorable="w14 w15 wp14">
+<w:footnotes xmlns:wpc="http://schemas.microsoft.com/office/word/2010/wordprocessingCanvas" xmlns:cx="http://schemas.microsoft.com/office/drawing/2014/chartex" xmlns:cx1="http://schemas.microsoft.com/office/drawing/2015/9/8/chartex" xmlns:cx2="http://schemas.microsoft.com/office/drawing/2015/10/21/chartex" xmlns:cx3="http://schemas.microsoft.com/office/drawing/2016/5/9/chartex" xmlns:cx4="http://schemas.microsoft.com/office/drawing/2016/5/10/chartex" xmlns:cx5="http://schemas.microsoft.com/office/drawing/2016/5/11/chartex" xmlns:cx6="http://schemas.microsoft.com/office/drawing/2016/5/12/chartex" xmlns:cx7="http://schemas.microsoft.com/office/drawing/2016/5/13/chartex" xmlns:cx8="http://schemas.microsoft.com/office/drawing/2016/5/14/chartex" xmlns:mc="http://schemas.openxmlformats.org/markup-compatibility/2006" xmlns:aink="http://schemas.microsoft.com/office/drawing/2016/ink" xmlns:am3d="http://schemas.microsoft.com/office/drawing/2017/model3d" xmlns:o="urn:schemas-microsoft-com:office:office" xmlns:r="http://schemas.openxmlformats.org/officeDocument/2006/relationships" xmlns:m="http://schemas.openxmlformats.org/officeDocument/2006/math" xmlns:v="urn:schemas-microsoft-com:vml" xmlns:wp14="http://schemas.microsoft.com/office/word/2010/wordprocessingDrawing" xmlns:wp="http://schemas.openxmlformats.org/drawingml/2006/wordprocessingDrawing" xmlns:w10="urn:schemas-microsoft-com:office:word" xmlns:w="http://schemas.openxmlformats.org/wordprocessingml/2006/main" xmlns:w14="http://schemas.microsoft.com/office/word/2010/wordml" xmlns:w15="http://schemas.microsoft.com/office/word/2012/wordml" xmlns:w16cid="http://schemas.microsoft.com/office/word/2016/wordml/cid" xmlns:w16se="http://schemas.microsoft.com/office/word/2015/wordml/symex" xmlns:wpg="http://schemas.microsoft.com/office/word/2010/wordprocessingGroup" xmlns:wpi="http://schemas.microsoft.com/office/word/2010/wordprocessingInk" xmlns:wne="http://schemas.microsoft.com/office/word/2006/wordml" xmlns:wps="http://schemas.microsoft.com/office/word/2010/wordprocessingShape" mc:Ignorable="w14 w15 w16se w16cid wp14">
   <w:footnote w:type="separator" w:id="-1">
     <w:p>
       <w:pPr>
@@ -1120,7 +1114,7 @@
 </file>
 
 <file path=word/header1.xml><?xml version="1.0" encoding="utf-8"?>
-<w:hdr xmlns:wpc="http://schemas.microsoft.com/office/word/2010/wordprocessingCanvas" xmlns:mc="http://schemas.openxmlformats.org/markup-compatibility/2006" xmlns:o="urn:schemas-microsoft-com:office:office" xmlns:r="http://schemas.openxmlformats.org/officeDocument/2006/relationships" xmlns:m="http://schemas.openxmlformats.org/officeDocument/2006/math" xmlns:v="urn:schemas-microsoft-com:vml" xmlns:wp14="http://schemas.microsoft.com/office/word/2010/wordprocessingDrawing" xmlns:wp="http://schemas.openxmlformats.org/drawingml/2006/wordprocessingDrawing" xmlns:w10="urn:schemas-microsoft-com:office:word" xmlns:w="http://schemas.openxmlformats.org/wordprocessingml/2006/main" xmlns:w14="http://schemas.microsoft.com/office/word/2010/wordml" xmlns:w15="http://schemas.microsoft.com/office/word/2012/wordml" xmlns:wpg="http://schemas.microsoft.com/office/word/2010/wordprocessingGroup" xmlns:wpi="http://schemas.microsoft.com/office/word/2010/wordprocessingInk" xmlns:wne="http://schemas.microsoft.com/office/word/2006/wordml" xmlns:wps="http://schemas.microsoft.com/office/word/2010/wordprocessingShape" mc:Ignorable="w14 w15 wp14">
+<w:hdr xmlns:wpc="http://schemas.microsoft.com/office/word/2010/wordprocessingCanvas" xmlns:cx="http://schemas.microsoft.com/office/drawing/2014/chartex" xmlns:cx1="http://schemas.microsoft.com/office/drawing/2015/9/8/chartex" xmlns:cx2="http://schemas.microsoft.com/office/drawing/2015/10/21/chartex" xmlns:cx3="http://schemas.microsoft.com/office/drawing/2016/5/9/chartex" xmlns:cx4="http://schemas.microsoft.com/office/drawing/2016/5/10/chartex" xmlns:cx5="http://schemas.microsoft.com/office/drawing/2016/5/11/chartex" xmlns:cx6="http://schemas.microsoft.com/office/drawing/2016/5/12/chartex" xmlns:cx7="http://schemas.microsoft.com/office/drawing/2016/5/13/chartex" xmlns:cx8="http://schemas.microsoft.com/office/drawing/2016/5/14/chartex" xmlns:mc="http://schemas.openxmlformats.org/markup-compatibility/2006" xmlns:aink="http://schemas.microsoft.com/office/drawing/2016/ink" xmlns:am3d="http://schemas.microsoft.com/office/drawing/2017/model3d" xmlns:o="urn:schemas-microsoft-com:office:office" xmlns:r="http://schemas.openxmlformats.org/officeDocument/2006/relationships" xmlns:m="http://schemas.openxmlformats.org/officeDocument/2006/math" xmlns:v="urn:schemas-microsoft-com:vml" xmlns:wp14="http://schemas.microsoft.com/office/word/2010/wordprocessingDrawing" xmlns:wp="http://schemas.openxmlformats.org/drawingml/2006/wordprocessingDrawing" xmlns:w10="urn:schemas-microsoft-com:office:word" xmlns:w="http://schemas.openxmlformats.org/wordprocessingml/2006/main" xmlns:w14="http://schemas.microsoft.com/office/word/2010/wordml" xmlns:w15="http://schemas.microsoft.com/office/word/2012/wordml" xmlns:w16cid="http://schemas.microsoft.com/office/word/2016/wordml/cid" xmlns:w16se="http://schemas.microsoft.com/office/word/2015/wordml/symex" xmlns:wpg="http://schemas.microsoft.com/office/word/2010/wordprocessingGroup" xmlns:wpi="http://schemas.microsoft.com/office/word/2010/wordprocessingInk" xmlns:wne="http://schemas.microsoft.com/office/word/2006/wordml" xmlns:wps="http://schemas.microsoft.com/office/word/2010/wordprocessingShape" mc:Ignorable="w14 w15 w16se w16cid wp14">
   <w:p>
     <w:pPr>
       <w:pStyle w:val="Header"/>
@@ -1179,8 +1173,8 @@
 </file>
 
 <file path=word/numbering.xml><?xml version="1.0" encoding="utf-8"?>
-<w:numbering xmlns:wpc="http://schemas.microsoft.com/office/word/2010/wordprocessingCanvas" xmlns:mc="http://schemas.openxmlformats.org/markup-compatibility/2006" xmlns:o="urn:schemas-microsoft-com:office:office" xmlns:r="http://schemas.openxmlformats.org/officeDocument/2006/relationships" xmlns:m="http://schemas.openxmlformats.org/officeDocument/2006/math" xmlns:v="urn:schemas-microsoft-com:vml" xmlns:wp14="http://schemas.microsoft.com/office/word/2010/wordprocessingDrawing" xmlns:wp="http://schemas.openxmlformats.org/drawingml/2006/wordprocessingDrawing" xmlns:w10="urn:schemas-microsoft-com:office:word" xmlns:w="http://schemas.openxmlformats.org/wordprocessingml/2006/main" xmlns:w14="http://schemas.microsoft.com/office/word/2010/wordml" xmlns:w15="http://schemas.microsoft.com/office/word/2012/wordml" xmlns:wpg="http://schemas.microsoft.com/office/word/2010/wordprocessingGroup" xmlns:wpi="http://schemas.microsoft.com/office/word/2010/wordprocessingInk" xmlns:wne="http://schemas.microsoft.com/office/word/2006/wordml" xmlns:wps="http://schemas.microsoft.com/office/word/2010/wordprocessingShape" mc:Ignorable="w14 w15 wp14">
-  <w:abstractNum w:abstractNumId="0">
+<w:numbering xmlns:wpc="http://schemas.microsoft.com/office/word/2010/wordprocessingCanvas" xmlns:cx="http://schemas.microsoft.com/office/drawing/2014/chartex" xmlns:cx1="http://schemas.microsoft.com/office/drawing/2015/9/8/chartex" xmlns:cx2="http://schemas.microsoft.com/office/drawing/2015/10/21/chartex" xmlns:cx3="http://schemas.microsoft.com/office/drawing/2016/5/9/chartex" xmlns:cx4="http://schemas.microsoft.com/office/drawing/2016/5/10/chartex" xmlns:cx5="http://schemas.microsoft.com/office/drawing/2016/5/11/chartex" xmlns:cx6="http://schemas.microsoft.com/office/drawing/2016/5/12/chartex" xmlns:cx7="http://schemas.microsoft.com/office/drawing/2016/5/13/chartex" xmlns:cx8="http://schemas.microsoft.com/office/drawing/2016/5/14/chartex" xmlns:mc="http://schemas.openxmlformats.org/markup-compatibility/2006" xmlns:aink="http://schemas.microsoft.com/office/drawing/2016/ink" xmlns:am3d="http://schemas.microsoft.com/office/drawing/2017/model3d" xmlns:o="urn:schemas-microsoft-com:office:office" xmlns:r="http://schemas.openxmlformats.org/officeDocument/2006/relationships" xmlns:m="http://schemas.openxmlformats.org/officeDocument/2006/math" xmlns:v="urn:schemas-microsoft-com:vml" xmlns:wp14="http://schemas.microsoft.com/office/word/2010/wordprocessingDrawing" xmlns:wp="http://schemas.openxmlformats.org/drawingml/2006/wordprocessingDrawing" xmlns:w10="urn:schemas-microsoft-com:office:word" xmlns:w="http://schemas.openxmlformats.org/wordprocessingml/2006/main" xmlns:w14="http://schemas.microsoft.com/office/word/2010/wordml" xmlns:w15="http://schemas.microsoft.com/office/word/2012/wordml" xmlns:w16cid="http://schemas.microsoft.com/office/word/2016/wordml/cid" xmlns:w16se="http://schemas.microsoft.com/office/word/2015/wordml/symex" xmlns:wpg="http://schemas.microsoft.com/office/word/2010/wordprocessingGroup" xmlns:wpi="http://schemas.microsoft.com/office/word/2010/wordprocessingInk" xmlns:wne="http://schemas.microsoft.com/office/word/2006/wordml" xmlns:wps="http://schemas.microsoft.com/office/word/2010/wordprocessingShape" mc:Ignorable="w14 w15 w16se w16cid wp14">
+  <w:abstractNum w:abstractNumId="0" w15:restartNumberingAfterBreak="0">
     <w:nsid w:val="060B7FAC"/>
     <w:multiLevelType w:val="multilevel"/>
     <w:tmpl w:val="7AF475F0"/>
@@ -1329,7 +1323,7 @@
       </w:rPr>
     </w:lvl>
   </w:abstractNum>
-  <w:abstractNum w:abstractNumId="1">
+  <w:abstractNum w:abstractNumId="1" w15:restartNumberingAfterBreak="0">
     <w:nsid w:val="06DD0D76"/>
     <w:multiLevelType w:val="multilevel"/>
     <w:tmpl w:val="15721682"/>
@@ -1478,7 +1472,7 @@
       </w:rPr>
     </w:lvl>
   </w:abstractNum>
-  <w:abstractNum w:abstractNumId="2">
+  <w:abstractNum w:abstractNumId="2" w15:restartNumberingAfterBreak="0">
     <w:nsid w:val="095361BC"/>
     <w:multiLevelType w:val="multilevel"/>
     <w:tmpl w:val="47145BD8"/>
@@ -1627,7 +1621,7 @@
       </w:rPr>
     </w:lvl>
   </w:abstractNum>
-  <w:abstractNum w:abstractNumId="3">
+  <w:abstractNum w:abstractNumId="3" w15:restartNumberingAfterBreak="0">
     <w:nsid w:val="1F2A41F6"/>
     <w:multiLevelType w:val="multilevel"/>
     <w:tmpl w:val="74DEDD58"/>
@@ -1776,7 +1770,7 @@
       </w:rPr>
     </w:lvl>
   </w:abstractNum>
-  <w:abstractNum w:abstractNumId="4">
+  <w:abstractNum w:abstractNumId="4" w15:restartNumberingAfterBreak="0">
     <w:nsid w:val="1FEC6371"/>
     <w:multiLevelType w:val="multilevel"/>
     <w:tmpl w:val="469ADFEA"/>
@@ -1925,7 +1919,7 @@
       </w:rPr>
     </w:lvl>
   </w:abstractNum>
-  <w:abstractNum w:abstractNumId="5">
+  <w:abstractNum w:abstractNumId="5" w15:restartNumberingAfterBreak="0">
     <w:nsid w:val="2C0276CF"/>
     <w:multiLevelType w:val="multilevel"/>
     <w:tmpl w:val="74D6A3F8"/>
@@ -2074,7 +2068,7 @@
       </w:rPr>
     </w:lvl>
   </w:abstractNum>
-  <w:abstractNum w:abstractNumId="6">
+  <w:abstractNum w:abstractNumId="6" w15:restartNumberingAfterBreak="0">
     <w:nsid w:val="2F0622FF"/>
     <w:multiLevelType w:val="multilevel"/>
     <w:tmpl w:val="8D50E02A"/>
@@ -2223,7 +2217,7 @@
       </w:rPr>
     </w:lvl>
   </w:abstractNum>
-  <w:abstractNum w:abstractNumId="7">
+  <w:abstractNum w:abstractNumId="7" w15:restartNumberingAfterBreak="0">
     <w:nsid w:val="35653081"/>
     <w:multiLevelType w:val="multilevel"/>
     <w:tmpl w:val="1F2088FA"/>
@@ -2372,7 +2366,7 @@
       </w:rPr>
     </w:lvl>
   </w:abstractNum>
-  <w:abstractNum w:abstractNumId="8">
+  <w:abstractNum w:abstractNumId="8" w15:restartNumberingAfterBreak="0">
     <w:nsid w:val="36FD3F5B"/>
     <w:multiLevelType w:val="multilevel"/>
     <w:tmpl w:val="B0F085CA"/>
@@ -2521,7 +2515,7 @@
       </w:rPr>
     </w:lvl>
   </w:abstractNum>
-  <w:abstractNum w:abstractNumId="9">
+  <w:abstractNum w:abstractNumId="9" w15:restartNumberingAfterBreak="0">
     <w:nsid w:val="3F1666E3"/>
     <w:multiLevelType w:val="multilevel"/>
     <w:tmpl w:val="B3B25C5E"/>
@@ -2670,7 +2664,7 @@
       </w:rPr>
     </w:lvl>
   </w:abstractNum>
-  <w:abstractNum w:abstractNumId="10">
+  <w:abstractNum w:abstractNumId="10" w15:restartNumberingAfterBreak="0">
     <w:nsid w:val="3F5E38CF"/>
     <w:multiLevelType w:val="multilevel"/>
     <w:tmpl w:val="5058BD4E"/>
@@ -2819,7 +2813,7 @@
       </w:rPr>
     </w:lvl>
   </w:abstractNum>
-  <w:abstractNum w:abstractNumId="11">
+  <w:abstractNum w:abstractNumId="11" w15:restartNumberingAfterBreak="0">
     <w:nsid w:val="3FA67371"/>
     <w:multiLevelType w:val="multilevel"/>
     <w:tmpl w:val="0302DDE6"/>
@@ -2968,7 +2962,7 @@
       </w:rPr>
     </w:lvl>
   </w:abstractNum>
-  <w:abstractNum w:abstractNumId="12">
+  <w:abstractNum w:abstractNumId="12" w15:restartNumberingAfterBreak="0">
     <w:nsid w:val="46916298"/>
     <w:multiLevelType w:val="multilevel"/>
     <w:tmpl w:val="4FA87330"/>
@@ -3117,7 +3111,7 @@
       </w:rPr>
     </w:lvl>
   </w:abstractNum>
-  <w:abstractNum w:abstractNumId="13">
+  <w:abstractNum w:abstractNumId="13" w15:restartNumberingAfterBreak="0">
     <w:nsid w:val="4B7D2D9C"/>
     <w:multiLevelType w:val="multilevel"/>
     <w:tmpl w:val="D63EB1DA"/>
@@ -3266,7 +3260,7 @@
       </w:rPr>
     </w:lvl>
   </w:abstractNum>
-  <w:abstractNum w:abstractNumId="14">
+  <w:abstractNum w:abstractNumId="14" w15:restartNumberingAfterBreak="0">
     <w:nsid w:val="4D452608"/>
     <w:multiLevelType w:val="multilevel"/>
     <w:tmpl w:val="6D466F22"/>
@@ -3415,7 +3409,7 @@
       </w:rPr>
     </w:lvl>
   </w:abstractNum>
-  <w:abstractNum w:abstractNumId="15">
+  <w:abstractNum w:abstractNumId="15" w15:restartNumberingAfterBreak="0">
     <w:nsid w:val="6BC54373"/>
     <w:multiLevelType w:val="multilevel"/>
     <w:tmpl w:val="C9F8CC9E"/>
@@ -3564,7 +3558,7 @@
       </w:rPr>
     </w:lvl>
   </w:abstractNum>
-  <w:abstractNum w:abstractNumId="16">
+  <w:abstractNum w:abstractNumId="16" w15:restartNumberingAfterBreak="0">
     <w:nsid w:val="6D581590"/>
     <w:multiLevelType w:val="multilevel"/>
     <w:tmpl w:val="CC2EA6FC"/>
@@ -3713,7 +3707,7 @@
       </w:rPr>
     </w:lvl>
   </w:abstractNum>
-  <w:abstractNum w:abstractNumId="17">
+  <w:abstractNum w:abstractNumId="17" w15:restartNumberingAfterBreak="0">
     <w:nsid w:val="749A196C"/>
     <w:multiLevelType w:val="multilevel"/>
     <w:tmpl w:val="F02080A6"/>
@@ -3920,7 +3914,7 @@
 </file>
 
 <file path=word/styles.xml><?xml version="1.0" encoding="utf-8"?>
-<w:styles xmlns:mc="http://schemas.openxmlformats.org/markup-compatibility/2006" xmlns:r="http://schemas.openxmlformats.org/officeDocument/2006/relationships" xmlns:w="http://schemas.openxmlformats.org/wordprocessingml/2006/main" xmlns:w14="http://schemas.microsoft.com/office/word/2010/wordml" xmlns:w15="http://schemas.microsoft.com/office/word/2012/wordml" mc:Ignorable="w14 w15">
+<w:styles xmlns:mc="http://schemas.openxmlformats.org/markup-compatibility/2006" xmlns:r="http://schemas.openxmlformats.org/officeDocument/2006/relationships" xmlns:w="http://schemas.openxmlformats.org/wordprocessingml/2006/main" xmlns:w14="http://schemas.microsoft.com/office/word/2010/wordml" xmlns:w15="http://schemas.microsoft.com/office/word/2012/wordml" xmlns:w16cid="http://schemas.microsoft.com/office/word/2016/wordml/cid" xmlns:w16se="http://schemas.microsoft.com/office/word/2015/wordml/symex" mc:Ignorable="w14 w15 w16se w16cid">
   <w:docDefaults>
     <w:rPrDefault>
       <w:rPr>
@@ -3936,7 +3930,7 @@
       </w:pPr>
     </w:pPrDefault>
   </w:docDefaults>
-  <w:latentStyles w:defLockedState="0" w:defUIPriority="99" w:defSemiHidden="0" w:defUnhideWhenUsed="0" w:defQFormat="0" w:count="371">
+  <w:latentStyles w:defLockedState="0" w:defUIPriority="99" w:defSemiHidden="0" w:defUnhideWhenUsed="0" w:defQFormat="0" w:count="375">
     <w:lsdException w:name="Normal" w:uiPriority="0" w:qFormat="1"/>
     <w:lsdException w:name="heading 1" w:uiPriority="9" w:qFormat="1"/>
     <w:lsdException w:name="heading 2" w:semiHidden="1" w:uiPriority="9" w:unhideWhenUsed="1" w:qFormat="1"/>
@@ -4042,7 +4036,6 @@
     <w:lsdException w:name="HTML Sample" w:semiHidden="1" w:unhideWhenUsed="1"/>
     <w:lsdException w:name="HTML Typewriter" w:semiHidden="1" w:unhideWhenUsed="1"/>
     <w:lsdException w:name="HTML Variable" w:semiHidden="1" w:unhideWhenUsed="1"/>
-    <w:lsdException w:name="Normal Table" w:semiHidden="1" w:unhideWhenUsed="1"/>
     <w:lsdException w:name="annotation subject" w:semiHidden="1" w:unhideWhenUsed="1"/>
     <w:lsdException w:name="No List" w:semiHidden="1" w:unhideWhenUsed="1"/>
     <w:lsdException w:name="Outline List 1" w:semiHidden="1" w:unhideWhenUsed="1"/>
@@ -4086,10 +4079,8 @@
     <w:lsdException w:name="Table Elegant" w:semiHidden="1" w:unhideWhenUsed="1"/>
     <w:lsdException w:name="Table Professional" w:semiHidden="1" w:unhideWhenUsed="1"/>
     <w:lsdException w:name="Table Subtle 1" w:semiHidden="1" w:unhideWhenUsed="1"/>
-    <w:lsdException w:name="Table Subtle 2" w:semiHidden="1" w:unhideWhenUsed="1"/>
     <w:lsdException w:name="Table Web 1" w:semiHidden="1" w:unhideWhenUsed="1"/>
     <w:lsdException w:name="Table Web 2" w:semiHidden="1" w:unhideWhenUsed="1"/>
-    <w:lsdException w:name="Table Web 3" w:semiHidden="1" w:unhideWhenUsed="1"/>
     <w:lsdException w:name="Balloon Text" w:semiHidden="1" w:unhideWhenUsed="1"/>
     <w:lsdException w:name="Table Grid" w:uiPriority="39"/>
     <w:lsdException w:name="Table Theme" w:semiHidden="1" w:unhideWhenUsed="1"/>
@@ -4308,6 +4299,10 @@
     <w:lsdException w:name="List Table 5 Dark Accent 6" w:uiPriority="50"/>
     <w:lsdException w:name="List Table 6 Colorful Accent 6" w:uiPriority="51"/>
     <w:lsdException w:name="List Table 7 Colorful Accent 6" w:uiPriority="52"/>
+    <w:lsdException w:name="Mention" w:semiHidden="1" w:unhideWhenUsed="1"/>
+    <w:lsdException w:name="Smart Hyperlink" w:semiHidden="1" w:unhideWhenUsed="1"/>
+    <w:lsdException w:name="Hashtag" w:semiHidden="1" w:unhideWhenUsed="1"/>
+    <w:lsdException w:name="Unresolved Mention" w:semiHidden="1" w:unhideWhenUsed="1"/>
   </w:latentStyles>
   <w:style w:type="paragraph" w:default="1" w:styleId="Normal">
     <w:name w:val="Normal"/>
